--- a/data/revised_2026-10_full/outputs/v2/Core_Mathematics/SS1.3_Quadratic_Expressions_and_Equations/Core_Mathematics_Quadratic_Expressions_and_Equations_CBE_LessonSequence.docx
+++ b/data/revised_2026-10_full/outputs/v2/Core_Mathematics/SS1.3_Quadratic_Expressions_and_Equations/Core_Mathematics_Quadratic_Expressions_and_Equations_CBE_LessonSequence.docx
@@ -2178,7 +2178,7 @@
         </w:rPr>
         <w:t xml:space="preserve">© 2026 SeaVuria and ARES. This work is licensed under a </w:t>
       </w:r>
-      <w:hyperlink w:history="1" r:id="rIdvp4qfxl36sfd8rpqib0ql">
+      <w:hyperlink w:history="1" r:id="rIdsnymdbsvcpyhncd-qmak0">
         <w:r>
           <w:rPr>
             <w:rFonts w:ascii="Arial" w:cs="Arial" w:eastAsia="Arial" w:hAnsi="Arial"/>
@@ -2198,7 +2198,7 @@
         </w:rPr>
         <w:t xml:space="preserve"> (</w:t>
       </w:r>
-      <w:hyperlink w:history="1" r:id="rIdf1cnwxeq_3lqviu754cbg">
+      <w:hyperlink w:history="1" r:id="rIdoekz5l5syebfmfj8t6h0x">
         <w:r>
           <w:rPr>
             <w:rFonts w:ascii="Arial" w:cs="Arial" w:eastAsia="Arial" w:hAnsi="Arial"/>
@@ -2218,7 +2218,7 @@
         </w:rPr>
         <w:t xml:space="preserve">). To view a copy of this license, visit </w:t>
       </w:r>
-      <w:hyperlink w:history="1" r:id="rIdvn6mc6_pvk4zyf7vvqykt">
+      <w:hyperlink w:history="1" r:id="rIdk1x8qf3duaogrnl1j7kby">
         <w:r>
           <w:rPr>
             <w:rFonts w:ascii="Arial" w:cs="Arial" w:eastAsia="Arial" w:hAnsi="Arial"/>
@@ -3277,7 +3277,7 @@
             <w:pPr>
               <w:spacing w:after="20" w:before="0"/>
             </w:pPr>
-            <w:hyperlink w:history="1" r:id="rId1lgihbjfa849ingfo0rny">
+            <w:hyperlink w:history="1" r:id="rIdd5stweqciapllmj8ufxr_">
               <w:r>
                 <w:rPr>
                   <w:rFonts w:ascii="Arial" w:cs="Arial" w:eastAsia="Arial" w:hAnsi="Arial"/>
@@ -3310,7 +3310,7 @@
               <w:spacing w:after="10" w:before="0"/>
               <w:ind w:left="120"/>
             </w:pPr>
-            <w:hyperlink w:history="1" r:id="rIdchfs2tys7lzyw8yvezqzm">
+            <w:hyperlink w:history="1" r:id="rIdhjkiffghf9ilqctfrqzup">
               <w:r>
                 <w:rPr>
                   <w:rFonts w:ascii="Arial" w:cs="Arial" w:eastAsia="Arial" w:hAnsi="Arial"/>
@@ -3355,7 +3355,7 @@
             <w:pPr>
               <w:spacing w:after="20" w:before="0"/>
             </w:pPr>
-            <w:hyperlink w:history="1" r:id="rId8jk56d6v9kn-dpwszc4mf">
+            <w:hyperlink w:history="1" r:id="rId6g7nv2ybajo1lpuah4gf-">
               <w:r>
                 <w:rPr>
                   <w:rFonts w:ascii="Arial" w:cs="Arial" w:eastAsia="Arial" w:hAnsi="Arial"/>
@@ -3388,7 +3388,7 @@
               <w:spacing w:after="10" w:before="0"/>
               <w:ind w:left="120"/>
             </w:pPr>
-            <w:hyperlink w:history="1" r:id="rIdfloiaec4ubdpzxtgkjlhz">
+            <w:hyperlink w:history="1" r:id="rIdx64harsh4e65mambuu3yr">
               <w:r>
                 <w:rPr>
                   <w:rFonts w:ascii="Arial" w:cs="Arial" w:eastAsia="Arial" w:hAnsi="Arial"/>
@@ -3588,7 +3588,7 @@
             <w:pPr>
               <w:spacing w:after="20" w:before="0"/>
             </w:pPr>
-            <w:hyperlink w:history="1" r:id="rIdl9eftlh9bgiljbpk4h4wn">
+            <w:hyperlink w:history="1" r:id="rId-y7k-gaacyqyxaq1ramu6">
               <w:r>
                 <w:rPr>
                   <w:rFonts w:ascii="Arial" w:cs="Arial" w:eastAsia="Arial" w:hAnsi="Arial"/>
@@ -3621,7 +3621,7 @@
               <w:spacing w:after="10" w:before="0"/>
               <w:ind w:left="120"/>
             </w:pPr>
-            <w:hyperlink w:history="1" r:id="rIdcg--qqjkufykrjkmrcqyv">
+            <w:hyperlink w:history="1" r:id="rId_tuu48rzcdivdckanzgmm">
               <w:r>
                 <w:rPr>
                   <w:rFonts w:ascii="Arial" w:cs="Arial" w:eastAsia="Arial" w:hAnsi="Arial"/>
@@ -3666,7 +3666,7 @@
             <w:pPr>
               <w:spacing w:after="20" w:before="0"/>
             </w:pPr>
-            <w:hyperlink w:history="1" r:id="rId_szzthqjqacszb7ocaz2w">
+            <w:hyperlink w:history="1" r:id="rIdefl-_twqtblatzxj_nht3">
               <w:r>
                 <w:rPr>
                   <w:rFonts w:ascii="Arial" w:cs="Arial" w:eastAsia="Arial" w:hAnsi="Arial"/>
@@ -3699,7 +3699,7 @@
               <w:spacing w:after="10" w:before="0"/>
               <w:ind w:left="120"/>
             </w:pPr>
-            <w:hyperlink w:history="1" r:id="rIdygbgm8fiiyhxg_v5lyng8">
+            <w:hyperlink w:history="1" r:id="rIdhdb_h0yzvbbkav9e3ypb0">
               <w:r>
                 <w:rPr>
                   <w:rFonts w:ascii="Arial" w:cs="Arial" w:eastAsia="Arial" w:hAnsi="Arial"/>
@@ -3899,7 +3899,7 @@
             <w:pPr>
               <w:spacing w:after="20" w:before="0"/>
             </w:pPr>
-            <w:hyperlink w:history="1" r:id="rIdl0cloaf9du5zotvelqc67">
+            <w:hyperlink w:history="1" r:id="rIdlf30ch6o6lwymuy0_p6sc">
               <w:r>
                 <w:rPr>
                   <w:rFonts w:ascii="Arial" w:cs="Arial" w:eastAsia="Arial" w:hAnsi="Arial"/>
@@ -3932,7 +3932,7 @@
               <w:spacing w:after="10" w:before="0"/>
               <w:ind w:left="120"/>
             </w:pPr>
-            <w:hyperlink w:history="1" r:id="rId-vjuw5g_vndkc-f-0yiwj">
+            <w:hyperlink w:history="1" r:id="rIdbv375dhptbnqchdudmeme">
               <w:r>
                 <w:rPr>
                   <w:rFonts w:ascii="Arial" w:cs="Arial" w:eastAsia="Arial" w:hAnsi="Arial"/>
@@ -3977,7 +3977,7 @@
             <w:pPr>
               <w:spacing w:after="20" w:before="0"/>
             </w:pPr>
-            <w:hyperlink w:history="1" r:id="rIdas1bspobwfeerxsapf5tz">
+            <w:hyperlink w:history="1" r:id="rIdwifs2p0cwzssack-dhl20">
               <w:r>
                 <w:rPr>
                   <w:rFonts w:ascii="Arial" w:cs="Arial" w:eastAsia="Arial" w:hAnsi="Arial"/>
@@ -4010,7 +4010,7 @@
               <w:spacing w:after="10" w:before="0"/>
               <w:ind w:left="120"/>
             </w:pPr>
-            <w:hyperlink w:history="1" r:id="rIdylb0tqcm3ywg1mwa46bru">
+            <w:hyperlink w:history="1" r:id="rIdaoiioj_2bt5w8zgh-lt6w">
               <w:r>
                 <w:rPr>
                   <w:rFonts w:ascii="Arial" w:cs="Arial" w:eastAsia="Arial" w:hAnsi="Arial"/>
@@ -4210,7 +4210,7 @@
             <w:pPr>
               <w:spacing w:after="20" w:before="0"/>
             </w:pPr>
-            <w:hyperlink w:history="1" r:id="rIdrqoptji9l2vh3bfnequch">
+            <w:hyperlink w:history="1" r:id="rIdxgoo9kfig_s1ngro6jusy">
               <w:r>
                 <w:rPr>
                   <w:rFonts w:ascii="Arial" w:cs="Arial" w:eastAsia="Arial" w:hAnsi="Arial"/>
@@ -4243,7 +4243,7 @@
               <w:spacing w:after="10" w:before="0"/>
               <w:ind w:left="120"/>
             </w:pPr>
-            <w:hyperlink w:history="1" r:id="rIdh-hjxnggmy8hkezoj3gds">
+            <w:hyperlink w:history="1" r:id="rIdjydhufosvximuespwyelr">
               <w:r>
                 <w:rPr>
                   <w:rFonts w:ascii="Arial" w:cs="Arial" w:eastAsia="Arial" w:hAnsi="Arial"/>
@@ -4288,7 +4288,7 @@
             <w:pPr>
               <w:spacing w:after="20" w:before="0"/>
             </w:pPr>
-            <w:hyperlink w:history="1" r:id="rId3pusak1wtpgv2tg6nlgji">
+            <w:hyperlink w:history="1" r:id="rIdlly_vildswz_waghl1zjt">
               <w:r>
                 <w:rPr>
                   <w:rFonts w:ascii="Arial" w:cs="Arial" w:eastAsia="Arial" w:hAnsi="Arial"/>
@@ -4321,7 +4321,7 @@
               <w:spacing w:after="10" w:before="0"/>
               <w:ind w:left="120"/>
             </w:pPr>
-            <w:hyperlink w:history="1" r:id="rIdixpmhuogruwabwts0btow">
+            <w:hyperlink w:history="1" r:id="rIdp8ucvfftq2nlqxi-8b8w_">
               <w:r>
                 <w:rPr>
                   <w:rFonts w:ascii="Arial" w:cs="Arial" w:eastAsia="Arial" w:hAnsi="Arial"/>
@@ -4521,7 +4521,7 @@
             <w:pPr>
               <w:spacing w:after="20" w:before="0"/>
             </w:pPr>
-            <w:hyperlink w:history="1" r:id="rIddbvirjdhcovyor0w01aqt">
+            <w:hyperlink w:history="1" r:id="rId1qs5fykfwfzoufhtfpymx">
               <w:r>
                 <w:rPr>
                   <w:rFonts w:ascii="Arial" w:cs="Arial" w:eastAsia="Arial" w:hAnsi="Arial"/>
@@ -4554,7 +4554,7 @@
               <w:spacing w:after="10" w:before="0"/>
               <w:ind w:left="120"/>
             </w:pPr>
-            <w:hyperlink w:history="1" r:id="rIdouqzxez83sajpekhn-gru">
+            <w:hyperlink w:history="1" r:id="rIdxfpznecxyopfucuoez6gx">
               <w:r>
                 <w:rPr>
                   <w:rFonts w:ascii="Arial" w:cs="Arial" w:eastAsia="Arial" w:hAnsi="Arial"/>
@@ -4599,7 +4599,7 @@
             <w:pPr>
               <w:spacing w:after="20" w:before="0"/>
             </w:pPr>
-            <w:hyperlink w:history="1" r:id="rIdo47zqeohczcle-hmgnmyk">
+            <w:hyperlink w:history="1" r:id="rId1rby2gqw19h1xkzttiuoa">
               <w:r>
                 <w:rPr>
                   <w:rFonts w:ascii="Arial" w:cs="Arial" w:eastAsia="Arial" w:hAnsi="Arial"/>
@@ -4648,7 +4648,7 @@
               <w:spacing w:after="10" w:before="0"/>
               <w:ind w:left="120"/>
             </w:pPr>
-            <w:hyperlink w:history="1" r:id="rIdozgdcldq39su-4wgwdjct">
+            <w:hyperlink w:history="1" r:id="rIddxd0mkd0teavnjcdv0nqs">
               <w:r>
                 <w:rPr>
                   <w:rFonts w:ascii="Arial" w:cs="Arial" w:eastAsia="Arial" w:hAnsi="Arial"/>
@@ -5173,7 +5173,7 @@
         </w:rPr>
         <w:t xml:space="preserve">© 2026 SeaVuria and ARES. Aligned with KICD objectives. Developed by SeaVuria; technical implementation by ARES (with AI assistance from Claude). Licensed under </w:t>
       </w:r>
-      <w:hyperlink w:history="1" r:id="rIda-m4f4hj4yosul_lq8dqh">
+      <w:hyperlink w:history="1" r:id="rIdk5pksshtenkln4fgjkcww">
         <w:r>
           <w:rPr>
             <w:rFonts w:ascii="Arial" w:cs="Arial" w:eastAsia="Arial" w:hAnsi="Arial"/>
@@ -5194,7 +5194,7 @@
         </w:rPr>
         <w:t xml:space="preserve"> (</w:t>
       </w:r>
-      <w:hyperlink w:history="1" r:id="rIddyqkqnyim5qva4jnjqr5j">
+      <w:hyperlink w:history="1" r:id="rIdn_vaugl322k5kgqslraci">
         <w:r>
           <w:rPr>
             <w:rFonts w:ascii="Arial" w:cs="Arial" w:eastAsia="Arial" w:hAnsi="Arial"/>
@@ -6254,7 +6254,7 @@
             <w:pPr>
               <w:spacing w:after="20" w:before="0"/>
             </w:pPr>
-            <w:hyperlink w:history="1" r:id="rIdybkarejwibd3jrv1rsre9">
+            <w:hyperlink w:history="1" r:id="rIdpw22tko9l7gkz3j735zp5">
               <w:r>
                 <w:rPr>
                   <w:rFonts w:ascii="Arial" w:cs="Arial" w:eastAsia="Arial" w:hAnsi="Arial"/>
@@ -6287,7 +6287,7 @@
               <w:spacing w:after="10" w:before="0"/>
               <w:ind w:left="120"/>
             </w:pPr>
-            <w:hyperlink w:history="1" r:id="rId9gkudwmc-3erjry26ectg">
+            <w:hyperlink w:history="1" r:id="rIdhp7zctkqd6ekcw-c0ldeb">
               <w:r>
                 <w:rPr>
                   <w:rFonts w:ascii="Arial" w:cs="Arial" w:eastAsia="Arial" w:hAnsi="Arial"/>
@@ -6332,7 +6332,7 @@
             <w:pPr>
               <w:spacing w:after="20" w:before="0"/>
             </w:pPr>
-            <w:hyperlink w:history="1" r:id="rIdyqqsve0q5r-hl3eiqzkvt">
+            <w:hyperlink w:history="1" r:id="rId0xwjlv-a4z3y5pgq3lqaq">
               <w:r>
                 <w:rPr>
                   <w:rFonts w:ascii="Arial" w:cs="Arial" w:eastAsia="Arial" w:hAnsi="Arial"/>
@@ -6365,7 +6365,7 @@
               <w:spacing w:after="10" w:before="0"/>
               <w:ind w:left="120"/>
             </w:pPr>
-            <w:hyperlink w:history="1" r:id="rId3vve71hjn0boi-igpmunm">
+            <w:hyperlink w:history="1" r:id="rIdcexierw4g8owxgtqpupvy">
               <w:r>
                 <w:rPr>
                   <w:rFonts w:ascii="Arial" w:cs="Arial" w:eastAsia="Arial" w:hAnsi="Arial"/>
@@ -6565,7 +6565,7 @@
             <w:pPr>
               <w:spacing w:after="20" w:before="0"/>
             </w:pPr>
-            <w:hyperlink w:history="1" r:id="rId0fftwcggsu3omhcsjnurg">
+            <w:hyperlink w:history="1" r:id="rIdzvwrvqzj2fradsfaehcq3">
               <w:r>
                 <w:rPr>
                   <w:rFonts w:ascii="Arial" w:cs="Arial" w:eastAsia="Arial" w:hAnsi="Arial"/>
@@ -6598,7 +6598,7 @@
               <w:spacing w:after="10" w:before="0"/>
               <w:ind w:left="120"/>
             </w:pPr>
-            <w:hyperlink w:history="1" r:id="rIdnmt4njdkce4gx08qqfcgh">
+            <w:hyperlink w:history="1" r:id="rIdm1ls7zzcg02x9mnc_jskc">
               <w:r>
                 <w:rPr>
                   <w:rFonts w:ascii="Arial" w:cs="Arial" w:eastAsia="Arial" w:hAnsi="Arial"/>
@@ -6643,7 +6643,7 @@
             <w:pPr>
               <w:spacing w:after="20" w:before="0"/>
             </w:pPr>
-            <w:hyperlink w:history="1" r:id="rIdbxxzcgidledj4wbyod9no">
+            <w:hyperlink w:history="1" r:id="rIdoaophi4rvhwmh9ynmz0er">
               <w:r>
                 <w:rPr>
                   <w:rFonts w:ascii="Arial" w:cs="Arial" w:eastAsia="Arial" w:hAnsi="Arial"/>
@@ -6676,7 +6676,7 @@
               <w:spacing w:after="10" w:before="0"/>
               <w:ind w:left="120"/>
             </w:pPr>
-            <w:hyperlink w:history="1" r:id="rIdxtzy5nqzafakhrmtry5jy">
+            <w:hyperlink w:history="1" r:id="rId03855ebachp0tokticmyt">
               <w:r>
                 <w:rPr>
                   <w:rFonts w:ascii="Arial" w:cs="Arial" w:eastAsia="Arial" w:hAnsi="Arial"/>
@@ -6876,7 +6876,7 @@
             <w:pPr>
               <w:spacing w:after="20" w:before="0"/>
             </w:pPr>
-            <w:hyperlink w:history="1" r:id="rIdrrbtzuzyuza16vixkz8bk">
+            <w:hyperlink w:history="1" r:id="rIdssrxxcycjqct0xv7j1xps">
               <w:r>
                 <w:rPr>
                   <w:rFonts w:ascii="Arial" w:cs="Arial" w:eastAsia="Arial" w:hAnsi="Arial"/>
@@ -6909,7 +6909,7 @@
               <w:spacing w:after="10" w:before="0"/>
               <w:ind w:left="120"/>
             </w:pPr>
-            <w:hyperlink w:history="1" r:id="rId0clumiejwjikkugejcpiz">
+            <w:hyperlink w:history="1" r:id="rId1r8_qlach9ac5imifgy5n">
               <w:r>
                 <w:rPr>
                   <w:rFonts w:ascii="Arial" w:cs="Arial" w:eastAsia="Arial" w:hAnsi="Arial"/>
@@ -6954,7 +6954,7 @@
             <w:pPr>
               <w:spacing w:after="20" w:before="0"/>
             </w:pPr>
-            <w:hyperlink w:history="1" r:id="rIdex2rs6lof44dejtno6_0-">
+            <w:hyperlink w:history="1" r:id="rIdc6j5vbbky1pgsexp7kacq">
               <w:r>
                 <w:rPr>
                   <w:rFonts w:ascii="Arial" w:cs="Arial" w:eastAsia="Arial" w:hAnsi="Arial"/>
@@ -7003,7 +7003,7 @@
               <w:spacing w:after="10" w:before="0"/>
               <w:ind w:left="120"/>
             </w:pPr>
-            <w:hyperlink w:history="1" r:id="rIdewteabgew9ofaevy3fpc9">
+            <w:hyperlink w:history="1" r:id="rIdxedqsewz9lb3lfoipdu78">
               <w:r>
                 <w:rPr>
                   <w:rFonts w:ascii="Arial" w:cs="Arial" w:eastAsia="Arial" w:hAnsi="Arial"/>
@@ -7203,7 +7203,7 @@
             <w:pPr>
               <w:spacing w:after="20" w:before="0"/>
             </w:pPr>
-            <w:hyperlink w:history="1" r:id="rIdys2dcee6j-drevev7znoc">
+            <w:hyperlink w:history="1" r:id="rIdv7tobdyunlv8j-babjnw6">
               <w:r>
                 <w:rPr>
                   <w:rFonts w:ascii="Arial" w:cs="Arial" w:eastAsia="Arial" w:hAnsi="Arial"/>
@@ -7236,7 +7236,7 @@
               <w:spacing w:after="10" w:before="0"/>
               <w:ind w:left="120"/>
             </w:pPr>
-            <w:hyperlink w:history="1" r:id="rIdlwmrcheonjvqgpzg4dedu">
+            <w:hyperlink w:history="1" r:id="rIdvls2wblqhaydrnq1nmhfk">
               <w:r>
                 <w:rPr>
                   <w:rFonts w:ascii="Arial" w:cs="Arial" w:eastAsia="Arial" w:hAnsi="Arial"/>
@@ -7281,7 +7281,7 @@
             <w:pPr>
               <w:spacing w:after="20" w:before="0"/>
             </w:pPr>
-            <w:hyperlink w:history="1" r:id="rId-c_ethg9rcypdci2sqfqx">
+            <w:hyperlink w:history="1" r:id="rIdev0llmgxgdbihxiyeut58">
               <w:r>
                 <w:rPr>
                   <w:rFonts w:ascii="Arial" w:cs="Arial" w:eastAsia="Arial" w:hAnsi="Arial"/>
@@ -7330,7 +7330,7 @@
               <w:spacing w:after="10" w:before="0"/>
               <w:ind w:left="120"/>
             </w:pPr>
-            <w:hyperlink w:history="1" r:id="rIdmnq_gwtj_0mlagabltnoj">
+            <w:hyperlink w:history="1" r:id="rIdoslt2ppu1eh7s5midywnr">
               <w:r>
                 <w:rPr>
                   <w:rFonts w:ascii="Arial" w:cs="Arial" w:eastAsia="Arial" w:hAnsi="Arial"/>
@@ -7530,7 +7530,7 @@
             <w:pPr>
               <w:spacing w:after="20" w:before="0"/>
             </w:pPr>
-            <w:hyperlink w:history="1" r:id="rIdq-9iy2fklhixh37mnjtoo">
+            <w:hyperlink w:history="1" r:id="rId9js2csfkls0ilqahazzdq">
               <w:r>
                 <w:rPr>
                   <w:rFonts w:ascii="Arial" w:cs="Arial" w:eastAsia="Arial" w:hAnsi="Arial"/>
@@ -7579,7 +7579,7 @@
               <w:spacing w:after="10" w:before="0"/>
               <w:ind w:left="120"/>
             </w:pPr>
-            <w:hyperlink w:history="1" r:id="rIdcmrsngjqrtdkfxwjdcclm">
+            <w:hyperlink w:history="1" r:id="rIdscoerfqbnv_i_7fteyals">
               <w:r>
                 <w:rPr>
                   <w:rFonts w:ascii="Arial" w:cs="Arial" w:eastAsia="Arial" w:hAnsi="Arial"/>
@@ -7624,7 +7624,7 @@
             <w:pPr>
               <w:spacing w:after="20" w:before="0"/>
             </w:pPr>
-            <w:hyperlink w:history="1" r:id="rIds-cfs0dzlmiyagqef9dnj">
+            <w:hyperlink w:history="1" r:id="rIdfdbirah6umxzlls41e0ej">
               <w:r>
                 <w:rPr>
                   <w:rFonts w:ascii="Arial" w:cs="Arial" w:eastAsia="Arial" w:hAnsi="Arial"/>
@@ -7673,7 +7673,7 @@
               <w:spacing w:after="10" w:before="0"/>
               <w:ind w:left="120"/>
             </w:pPr>
-            <w:hyperlink w:history="1" r:id="rIdq_cbahd089sf0enktsvsb">
+            <w:hyperlink w:history="1" r:id="rIdvb5rxdvfbxowk6n0-6glk">
               <w:r>
                 <w:rPr>
                   <w:rFonts w:ascii="Arial" w:cs="Arial" w:eastAsia="Arial" w:hAnsi="Arial"/>
@@ -8198,7 +8198,7 @@
         </w:rPr>
         <w:t xml:space="preserve">© 2026 SeaVuria and ARES. Aligned with KICD objectives. Developed by SeaVuria; technical implementation by ARES (with AI assistance from Claude). Licensed under </w:t>
       </w:r>
-      <w:hyperlink w:history="1" r:id="rIdblnb_ml0fu-trnuy4kvc9">
+      <w:hyperlink w:history="1" r:id="rIdrtfvwioni7ujj_nfnz3js">
         <w:r>
           <w:rPr>
             <w:rFonts w:ascii="Arial" w:cs="Arial" w:eastAsia="Arial" w:hAnsi="Arial"/>
@@ -8219,7 +8219,7 @@
         </w:rPr>
         <w:t xml:space="preserve"> (</w:t>
       </w:r>
-      <w:hyperlink w:history="1" r:id="rIdaoacqprho-gfb9rlu_ssh">
+      <w:hyperlink w:history="1" r:id="rId2zmsly9b0iqvwerkll_vf">
         <w:r>
           <w:rPr>
             <w:rFonts w:ascii="Arial" w:cs="Arial" w:eastAsia="Arial" w:hAnsi="Arial"/>
@@ -9279,7 +9279,7 @@
             <w:pPr>
               <w:spacing w:after="20" w:before="0"/>
             </w:pPr>
-            <w:hyperlink w:history="1" r:id="rId74yx4vornu95qatnpprhp">
+            <w:hyperlink w:history="1" r:id="rIdxsf27syugqdivcg8xw7f4">
               <w:r>
                 <w:rPr>
                   <w:rFonts w:ascii="Arial" w:cs="Arial" w:eastAsia="Arial" w:hAnsi="Arial"/>
@@ -9312,7 +9312,7 @@
               <w:spacing w:after="10" w:before="0"/>
               <w:ind w:left="120"/>
             </w:pPr>
-            <w:hyperlink w:history="1" r:id="rIdhbhzikw_y06gdqb1upxkv">
+            <w:hyperlink w:history="1" r:id="rIdpv7yy06jtwfouiyofyifo">
               <w:r>
                 <w:rPr>
                   <w:rFonts w:ascii="Arial" w:cs="Arial" w:eastAsia="Arial" w:hAnsi="Arial"/>
@@ -9357,7 +9357,7 @@
             <w:pPr>
               <w:spacing w:after="20" w:before="0"/>
             </w:pPr>
-            <w:hyperlink w:history="1" r:id="rIdzwm3djwseefawa7jarg09">
+            <w:hyperlink w:history="1" r:id="rIdnik8pdyx3z9nthkgctadw">
               <w:r>
                 <w:rPr>
                   <w:rFonts w:ascii="Arial" w:cs="Arial" w:eastAsia="Arial" w:hAnsi="Arial"/>
@@ -9390,7 +9390,7 @@
               <w:spacing w:after="10" w:before="0"/>
               <w:ind w:left="120"/>
             </w:pPr>
-            <w:hyperlink w:history="1" r:id="rIdezs4iznruphbhnsq6tq53">
+            <w:hyperlink w:history="1" r:id="rIdrpglwq_6xxyb1ds5rd8pz">
               <w:r>
                 <w:rPr>
                   <w:rFonts w:ascii="Arial" w:cs="Arial" w:eastAsia="Arial" w:hAnsi="Arial"/>
@@ -9590,7 +9590,7 @@
             <w:pPr>
               <w:spacing w:after="20" w:before="0"/>
             </w:pPr>
-            <w:hyperlink w:history="1" r:id="rId30shgp_cf8eulaezc04x4">
+            <w:hyperlink w:history="1" r:id="rIdy_ihgqipcpvhffcnv-zbu">
               <w:r>
                 <w:rPr>
                   <w:rFonts w:ascii="Arial" w:cs="Arial" w:eastAsia="Arial" w:hAnsi="Arial"/>
@@ -9623,7 +9623,7 @@
               <w:spacing w:after="10" w:before="0"/>
               <w:ind w:left="120"/>
             </w:pPr>
-            <w:hyperlink w:history="1" r:id="rId7jv8ktmg5aftstsiluuma">
+            <w:hyperlink w:history="1" r:id="rIdnj1fvx5yv0xoa_e4gflsp">
               <w:r>
                 <w:rPr>
                   <w:rFonts w:ascii="Arial" w:cs="Arial" w:eastAsia="Arial" w:hAnsi="Arial"/>
@@ -9668,7 +9668,7 @@
             <w:pPr>
               <w:spacing w:after="20" w:before="0"/>
             </w:pPr>
-            <w:hyperlink w:history="1" r:id="rId7tyznslf2tkh5-rzdjhey">
+            <w:hyperlink w:history="1" r:id="rIdlouxyvhernvr-kd3eh0ip">
               <w:r>
                 <w:rPr>
                   <w:rFonts w:ascii="Arial" w:cs="Arial" w:eastAsia="Arial" w:hAnsi="Arial"/>
@@ -9701,7 +9701,7 @@
               <w:spacing w:after="10" w:before="0"/>
               <w:ind w:left="120"/>
             </w:pPr>
-            <w:hyperlink w:history="1" r:id="rIdqp7wewmd_cusjpyldrrov">
+            <w:hyperlink w:history="1" r:id="rId-5huk6muh3zmi0m_azuxy">
               <w:r>
                 <w:rPr>
                   <w:rFonts w:ascii="Arial" w:cs="Arial" w:eastAsia="Arial" w:hAnsi="Arial"/>
@@ -9901,7 +9901,7 @@
             <w:pPr>
               <w:spacing w:after="20" w:before="0"/>
             </w:pPr>
-            <w:hyperlink w:history="1" r:id="rId5zcby1phxkolvchycgwmf">
+            <w:hyperlink w:history="1" r:id="rIdtskofsagkewh2i3ej_y-l">
               <w:r>
                 <w:rPr>
                   <w:rFonts w:ascii="Arial" w:cs="Arial" w:eastAsia="Arial" w:hAnsi="Arial"/>
@@ -9934,7 +9934,7 @@
               <w:spacing w:after="10" w:before="0"/>
               <w:ind w:left="120"/>
             </w:pPr>
-            <w:hyperlink w:history="1" r:id="rIdxf2m6duxcegtawkw7wh37">
+            <w:hyperlink w:history="1" r:id="rIdiihz5t2nplipgn4plfqeu">
               <w:r>
                 <w:rPr>
                   <w:rFonts w:ascii="Arial" w:cs="Arial" w:eastAsia="Arial" w:hAnsi="Arial"/>
@@ -9979,7 +9979,7 @@
             <w:pPr>
               <w:spacing w:after="20" w:before="0"/>
             </w:pPr>
-            <w:hyperlink w:history="1" r:id="rIdejatk3zbbmh2um2uoxpg7">
+            <w:hyperlink w:history="1" r:id="rIdtu-uezf6nf-qqpww6bjoe">
               <w:r>
                 <w:rPr>
                   <w:rFonts w:ascii="Arial" w:cs="Arial" w:eastAsia="Arial" w:hAnsi="Arial"/>
@@ -10012,7 +10012,7 @@
               <w:spacing w:after="10" w:before="0"/>
               <w:ind w:left="120"/>
             </w:pPr>
-            <w:hyperlink w:history="1" r:id="rIdkkzdyj5srezxj8y5t8bo9">
+            <w:hyperlink w:history="1" r:id="rId8mccmyjbforcnjc94ml0s">
               <w:r>
                 <w:rPr>
                   <w:rFonts w:ascii="Arial" w:cs="Arial" w:eastAsia="Arial" w:hAnsi="Arial"/>
@@ -10212,7 +10212,7 @@
             <w:pPr>
               <w:spacing w:after="20" w:before="0"/>
             </w:pPr>
-            <w:hyperlink w:history="1" r:id="rId5g8jkhur3gjwjsmcn-9r8">
+            <w:hyperlink w:history="1" r:id="rIdtplphquhfw6xokt7rtpjf">
               <w:r>
                 <w:rPr>
                   <w:rFonts w:ascii="Arial" w:cs="Arial" w:eastAsia="Arial" w:hAnsi="Arial"/>
@@ -10245,7 +10245,7 @@
               <w:spacing w:after="10" w:before="0"/>
               <w:ind w:left="120"/>
             </w:pPr>
-            <w:hyperlink w:history="1" r:id="rIdbpcyl2l7lpkycotmpsa38">
+            <w:hyperlink w:history="1" r:id="rIdg8rbzusvv_5uhrvrvnv2n">
               <w:r>
                 <w:rPr>
                   <w:rFonts w:ascii="Arial" w:cs="Arial" w:eastAsia="Arial" w:hAnsi="Arial"/>
@@ -10290,7 +10290,7 @@
             <w:pPr>
               <w:spacing w:after="20" w:before="0"/>
             </w:pPr>
-            <w:hyperlink w:history="1" r:id="rIdv6pifxxx1qgmfbg_k8nrr">
+            <w:hyperlink w:history="1" r:id="rIdlg2wq7kx6mzex9hsmary8">
               <w:r>
                 <w:rPr>
                   <w:rFonts w:ascii="Arial" w:cs="Arial" w:eastAsia="Arial" w:hAnsi="Arial"/>
@@ -10323,7 +10323,7 @@
               <w:spacing w:after="10" w:before="0"/>
               <w:ind w:left="120"/>
             </w:pPr>
-            <w:hyperlink w:history="1" r:id="rIdfmo9nbl286s09gu_8hv1i">
+            <w:hyperlink w:history="1" r:id="rId0d0btq7rlcxaj4mhons1v">
               <w:r>
                 <w:rPr>
                   <w:rFonts w:ascii="Arial" w:cs="Arial" w:eastAsia="Arial" w:hAnsi="Arial"/>
@@ -10523,7 +10523,7 @@
             <w:pPr>
               <w:spacing w:after="20" w:before="0"/>
             </w:pPr>
-            <w:hyperlink w:history="1" r:id="rIdreupcl7uttwvbwk39q4o2">
+            <w:hyperlink w:history="1" r:id="rIdahaqpbaidvoief8le4sln">
               <w:r>
                 <w:rPr>
                   <w:rFonts w:ascii="Arial" w:cs="Arial" w:eastAsia="Arial" w:hAnsi="Arial"/>
@@ -10556,7 +10556,7 @@
               <w:spacing w:after="10" w:before="0"/>
               <w:ind w:left="120"/>
             </w:pPr>
-            <w:hyperlink w:history="1" r:id="rId5qrdjbtsxpd6pa467aq6_">
+            <w:hyperlink w:history="1" r:id="rId5kq481d8_w45lgufihl5e">
               <w:r>
                 <w:rPr>
                   <w:rFonts w:ascii="Arial" w:cs="Arial" w:eastAsia="Arial" w:hAnsi="Arial"/>
@@ -10601,7 +10601,7 @@
             <w:pPr>
               <w:spacing w:after="20" w:before="0"/>
             </w:pPr>
-            <w:hyperlink w:history="1" r:id="rIdx4djksf5svm4rvtgpqi-9">
+            <w:hyperlink w:history="1" r:id="rIdesiiivwsr5loiyc19qei0">
               <w:r>
                 <w:rPr>
                   <w:rFonts w:ascii="Arial" w:cs="Arial" w:eastAsia="Arial" w:hAnsi="Arial"/>
@@ -10634,7 +10634,7 @@
               <w:spacing w:after="10" w:before="0"/>
               <w:ind w:left="120"/>
             </w:pPr>
-            <w:hyperlink w:history="1" r:id="rIdafulzm86ifaai69qp7fuq">
+            <w:hyperlink w:history="1" r:id="rId8d5vwmv8d5utgkwjb8urn">
               <w:r>
                 <w:rPr>
                   <w:rFonts w:ascii="Arial" w:cs="Arial" w:eastAsia="Arial" w:hAnsi="Arial"/>
@@ -11159,7 +11159,7 @@
         </w:rPr>
         <w:t xml:space="preserve">© 2026 SeaVuria and ARES. Aligned with KICD objectives. Developed by SeaVuria; technical implementation by ARES (with AI assistance from Claude). Licensed under </w:t>
       </w:r>
-      <w:hyperlink w:history="1" r:id="rId8zmtfurpfnzoahpvocisf">
+      <w:hyperlink w:history="1" r:id="rIdygggnpubx-kuecmflsdrt">
         <w:r>
           <w:rPr>
             <w:rFonts w:ascii="Arial" w:cs="Arial" w:eastAsia="Arial" w:hAnsi="Arial"/>
@@ -11180,7 +11180,7 @@
         </w:rPr>
         <w:t xml:space="preserve"> (</w:t>
       </w:r>
-      <w:hyperlink w:history="1" r:id="rIdnflsmfiwlh5o-edfp3-rw">
+      <w:hyperlink w:history="1" r:id="rIdli1em2ip2_vtwi8nh06_z">
         <w:r>
           <w:rPr>
             <w:rFonts w:ascii="Arial" w:cs="Arial" w:eastAsia="Arial" w:hAnsi="Arial"/>
@@ -12240,7 +12240,7 @@
             <w:pPr>
               <w:spacing w:after="20" w:before="0"/>
             </w:pPr>
-            <w:hyperlink w:history="1" r:id="rIdclrc0jwwh1jhguxafdkmm">
+            <w:hyperlink w:history="1" r:id="rIdseqcoul14qyarqyg376r8">
               <w:r>
                 <w:rPr>
                   <w:rFonts w:ascii="Arial" w:cs="Arial" w:eastAsia="Arial" w:hAnsi="Arial"/>
@@ -12273,7 +12273,7 @@
               <w:spacing w:after="10" w:before="0"/>
               <w:ind w:left="120"/>
             </w:pPr>
-            <w:hyperlink w:history="1" r:id="rIde5eakaeqnbkhwc0_5bkzq">
+            <w:hyperlink w:history="1" r:id="rIdhwf3vhmgctzv-dy36hc_m">
               <w:r>
                 <w:rPr>
                   <w:rFonts w:ascii="Arial" w:cs="Arial" w:eastAsia="Arial" w:hAnsi="Arial"/>
@@ -12318,7 +12318,7 @@
             <w:pPr>
               <w:spacing w:after="20" w:before="0"/>
             </w:pPr>
-            <w:hyperlink w:history="1" r:id="rId2pfg8kq9b8uywpliv3ih9">
+            <w:hyperlink w:history="1" r:id="rIdhg7rj6uaeu1vjfvgnvjbp">
               <w:r>
                 <w:rPr>
                   <w:rFonts w:ascii="Arial" w:cs="Arial" w:eastAsia="Arial" w:hAnsi="Arial"/>
@@ -12351,7 +12351,7 @@
               <w:spacing w:after="10" w:before="0"/>
               <w:ind w:left="120"/>
             </w:pPr>
-            <w:hyperlink w:history="1" r:id="rIdonjmjbokx5bgsbpznrqho">
+            <w:hyperlink w:history="1" r:id="rId2-1ivs8gv0ir0udu_g1qc">
               <w:r>
                 <w:rPr>
                   <w:rFonts w:ascii="Arial" w:cs="Arial" w:eastAsia="Arial" w:hAnsi="Arial"/>
@@ -12551,7 +12551,7 @@
             <w:pPr>
               <w:spacing w:after="20" w:before="0"/>
             </w:pPr>
-            <w:hyperlink w:history="1" r:id="rIdx7rccbs1x-zkbgplof2fi">
+            <w:hyperlink w:history="1" r:id="rId-aks-8f2srgmdl4kkgzus">
               <w:r>
                 <w:rPr>
                   <w:rFonts w:ascii="Arial" w:cs="Arial" w:eastAsia="Arial" w:hAnsi="Arial"/>
@@ -12584,7 +12584,7 @@
               <w:spacing w:after="10" w:before="0"/>
               <w:ind w:left="120"/>
             </w:pPr>
-            <w:hyperlink w:history="1" r:id="rIdendpcl3x0ulu-1fiwhn06">
+            <w:hyperlink w:history="1" r:id="rIdvy9d_ksl_h7ldyenm7atv">
               <w:r>
                 <w:rPr>
                   <w:rFonts w:ascii="Arial" w:cs="Arial" w:eastAsia="Arial" w:hAnsi="Arial"/>
@@ -12629,7 +12629,7 @@
             <w:pPr>
               <w:spacing w:after="20" w:before="0"/>
             </w:pPr>
-            <w:hyperlink w:history="1" r:id="rIdgc9-r939_dtqegam9y-fg">
+            <w:hyperlink w:history="1" r:id="rIdt19zofcswiguq5jc7bs-d">
               <w:r>
                 <w:rPr>
                   <w:rFonts w:ascii="Arial" w:cs="Arial" w:eastAsia="Arial" w:hAnsi="Arial"/>
@@ -12662,7 +12662,7 @@
               <w:spacing w:after="10" w:before="0"/>
               <w:ind w:left="120"/>
             </w:pPr>
-            <w:hyperlink w:history="1" r:id="rIdvnbchaywjouulcilkg-pt">
+            <w:hyperlink w:history="1" r:id="rIdzzp8wmkidzizg9i3ufy7g">
               <w:r>
                 <w:rPr>
                   <w:rFonts w:ascii="Arial" w:cs="Arial" w:eastAsia="Arial" w:hAnsi="Arial"/>
@@ -12862,7 +12862,7 @@
             <w:pPr>
               <w:spacing w:after="20" w:before="0"/>
             </w:pPr>
-            <w:hyperlink w:history="1" r:id="rIdmrqimszsh89_2kpducmau">
+            <w:hyperlink w:history="1" r:id="rId2bfdfh5lgpespa1qaxhtp">
               <w:r>
                 <w:rPr>
                   <w:rFonts w:ascii="Arial" w:cs="Arial" w:eastAsia="Arial" w:hAnsi="Arial"/>
@@ -12895,7 +12895,7 @@
               <w:spacing w:after="10" w:before="0"/>
               <w:ind w:left="120"/>
             </w:pPr>
-            <w:hyperlink w:history="1" r:id="rIdlm7xn13apjm3govrger1r">
+            <w:hyperlink w:history="1" r:id="rIdmzq3ty5kjrsit7dnmo_mc">
               <w:r>
                 <w:rPr>
                   <w:rFonts w:ascii="Arial" w:cs="Arial" w:eastAsia="Arial" w:hAnsi="Arial"/>
@@ -12940,7 +12940,7 @@
             <w:pPr>
               <w:spacing w:after="20" w:before="0"/>
             </w:pPr>
-            <w:hyperlink w:history="1" r:id="rIddzdi5b6ckojphemhxnj19">
+            <w:hyperlink w:history="1" r:id="rIdlrs5zjbfujnncdtlixv9j">
               <w:r>
                 <w:rPr>
                   <w:rFonts w:ascii="Arial" w:cs="Arial" w:eastAsia="Arial" w:hAnsi="Arial"/>
@@ -12989,7 +12989,7 @@
               <w:spacing w:after="10" w:before="0"/>
               <w:ind w:left="120"/>
             </w:pPr>
-            <w:hyperlink w:history="1" r:id="rId3om8jkhylzji1xzqreteo">
+            <w:hyperlink w:history="1" r:id="rIdav01by9b5yayr0ha_xkma">
               <w:r>
                 <w:rPr>
                   <w:rFonts w:ascii="Arial" w:cs="Arial" w:eastAsia="Arial" w:hAnsi="Arial"/>
@@ -13189,7 +13189,7 @@
             <w:pPr>
               <w:spacing w:after="20" w:before="0"/>
             </w:pPr>
-            <w:hyperlink w:history="1" r:id="rIdhrjbtapbpaiseo4cbgkr3">
+            <w:hyperlink w:history="1" r:id="rIdxqdpgbt1tgl3ud1dsoew2">
               <w:r>
                 <w:rPr>
                   <w:rFonts w:ascii="Arial" w:cs="Arial" w:eastAsia="Arial" w:hAnsi="Arial"/>
@@ -13222,7 +13222,7 @@
               <w:spacing w:after="10" w:before="0"/>
               <w:ind w:left="120"/>
             </w:pPr>
-            <w:hyperlink w:history="1" r:id="rIdlpfh6lc_parcrvu70pbqm">
+            <w:hyperlink w:history="1" r:id="rIdnapthlsiffcjkd0roaily">
               <w:r>
                 <w:rPr>
                   <w:rFonts w:ascii="Arial" w:cs="Arial" w:eastAsia="Arial" w:hAnsi="Arial"/>
@@ -13267,7 +13267,7 @@
             <w:pPr>
               <w:spacing w:after="20" w:before="0"/>
             </w:pPr>
-            <w:hyperlink w:history="1" r:id="rIdrfmadnp1_tsdl45takkxj">
+            <w:hyperlink w:history="1" r:id="rIdoelaoo2-tq7smtcwaj3vx">
               <w:r>
                 <w:rPr>
                   <w:rFonts w:ascii="Arial" w:cs="Arial" w:eastAsia="Arial" w:hAnsi="Arial"/>
@@ -13316,7 +13316,7 @@
               <w:spacing w:after="10" w:before="0"/>
               <w:ind w:left="120"/>
             </w:pPr>
-            <w:hyperlink w:history="1" r:id="rId4dqiqqn8pkglfxtqwffmc">
+            <w:hyperlink w:history="1" r:id="rIdxy8rwwsqppbhryzuwzbvi">
               <w:r>
                 <w:rPr>
                   <w:rFonts w:ascii="Arial" w:cs="Arial" w:eastAsia="Arial" w:hAnsi="Arial"/>
@@ -13516,7 +13516,7 @@
             <w:pPr>
               <w:spacing w:after="20" w:before="0"/>
             </w:pPr>
-            <w:hyperlink w:history="1" r:id="rIdhfhtgjhgrlayq3t_ddlwr">
+            <w:hyperlink w:history="1" r:id="rIddeml8specmi-st9rcbnd6">
               <w:r>
                 <w:rPr>
                   <w:rFonts w:ascii="Arial" w:cs="Arial" w:eastAsia="Arial" w:hAnsi="Arial"/>
@@ -13549,7 +13549,7 @@
               <w:spacing w:after="10" w:before="0"/>
               <w:ind w:left="120"/>
             </w:pPr>
-            <w:hyperlink w:history="1" r:id="rIdshfawxrozeeopqbajmthz">
+            <w:hyperlink w:history="1" r:id="rIdj8bstvmg_7go7zmqpxbpe">
               <w:r>
                 <w:rPr>
                   <w:rFonts w:ascii="Arial" w:cs="Arial" w:eastAsia="Arial" w:hAnsi="Arial"/>
@@ -13594,7 +13594,7 @@
             <w:pPr>
               <w:spacing w:after="20" w:before="0"/>
             </w:pPr>
-            <w:hyperlink w:history="1" r:id="rIdosqzz8w3w-8sjcjcxcpvd">
+            <w:hyperlink w:history="1" r:id="rIdo7cmnfhxm2dratskzrij-">
               <w:r>
                 <w:rPr>
                   <w:rFonts w:ascii="Arial" w:cs="Arial" w:eastAsia="Arial" w:hAnsi="Arial"/>
@@ -13643,7 +13643,7 @@
               <w:spacing w:after="10" w:before="0"/>
               <w:ind w:left="120"/>
             </w:pPr>
-            <w:hyperlink w:history="1" r:id="rIdd527_xi6wvxuj3vfuz9bo">
+            <w:hyperlink w:history="1" r:id="rIdrtroin6xp8mq5odxolylz">
               <w:r>
                 <w:rPr>
                   <w:rFonts w:ascii="Arial" w:cs="Arial" w:eastAsia="Arial" w:hAnsi="Arial"/>
@@ -14168,7 +14168,7 @@
         </w:rPr>
         <w:t xml:space="preserve">© 2026 SeaVuria and ARES. Aligned with KICD objectives. Developed by SeaVuria; technical implementation by ARES (with AI assistance from Claude). Licensed under </w:t>
       </w:r>
-      <w:hyperlink w:history="1" r:id="rIdqu7ay6v6i-chg02evoglk">
+      <w:hyperlink w:history="1" r:id="rId7hwuixz9zmybrnhah_g91">
         <w:r>
           <w:rPr>
             <w:rFonts w:ascii="Arial" w:cs="Arial" w:eastAsia="Arial" w:hAnsi="Arial"/>
@@ -14189,7 +14189,7 @@
         </w:rPr>
         <w:t xml:space="preserve"> (</w:t>
       </w:r>
-      <w:hyperlink w:history="1" r:id="rIdxpfe8iwjbkhfktplwltie">
+      <w:hyperlink w:history="1" r:id="rIdpes1e7gxiqftvh93ktb2p">
         <w:r>
           <w:rPr>
             <w:rFonts w:ascii="Arial" w:cs="Arial" w:eastAsia="Arial" w:hAnsi="Arial"/>
@@ -15249,7 +15249,7 @@
             <w:pPr>
               <w:spacing w:after="20" w:before="0"/>
             </w:pPr>
-            <w:hyperlink w:history="1" r:id="rIdqaudrstwfux3zbd39i3zf">
+            <w:hyperlink w:history="1" r:id="rId2ttxnm6xrsmtarbgj74j3">
               <w:r>
                 <w:rPr>
                   <w:rFonts w:ascii="Arial" w:cs="Arial" w:eastAsia="Arial" w:hAnsi="Arial"/>
@@ -15282,7 +15282,7 @@
               <w:spacing w:after="10" w:before="0"/>
               <w:ind w:left="120"/>
             </w:pPr>
-            <w:hyperlink w:history="1" r:id="rIdfjlc4rzdho4hjp1dq7een">
+            <w:hyperlink w:history="1" r:id="rIdyukl0iddcj67rr52s-uk5">
               <w:r>
                 <w:rPr>
                   <w:rFonts w:ascii="Arial" w:cs="Arial" w:eastAsia="Arial" w:hAnsi="Arial"/>
@@ -15327,7 +15327,7 @@
             <w:pPr>
               <w:spacing w:after="20" w:before="0"/>
             </w:pPr>
-            <w:hyperlink w:history="1" r:id="rIdiczqhdwa52k6ycjlbfnmn">
+            <w:hyperlink w:history="1" r:id="rIdtryypjvpif1nue7jpm7-k">
               <w:r>
                 <w:rPr>
                   <w:rFonts w:ascii="Arial" w:cs="Arial" w:eastAsia="Arial" w:hAnsi="Arial"/>
@@ -15360,7 +15360,7 @@
               <w:spacing w:after="10" w:before="0"/>
               <w:ind w:left="120"/>
             </w:pPr>
-            <w:hyperlink w:history="1" r:id="rIdilzl9dxecvu9rkyt-uvww">
+            <w:hyperlink w:history="1" r:id="rIdztzshygxnov668pipj94j">
               <w:r>
                 <w:rPr>
                   <w:rFonts w:ascii="Arial" w:cs="Arial" w:eastAsia="Arial" w:hAnsi="Arial"/>
@@ -15560,7 +15560,7 @@
             <w:pPr>
               <w:spacing w:after="20" w:before="0"/>
             </w:pPr>
-            <w:hyperlink w:history="1" r:id="rIdlqraujc6nrb0dhtrloewd">
+            <w:hyperlink w:history="1" r:id="rId6jjsxtgefzu1rldygtxzx">
               <w:r>
                 <w:rPr>
                   <w:rFonts w:ascii="Arial" w:cs="Arial" w:eastAsia="Arial" w:hAnsi="Arial"/>
@@ -15593,7 +15593,7 @@
               <w:spacing w:after="10" w:before="0"/>
               <w:ind w:left="120"/>
             </w:pPr>
-            <w:hyperlink w:history="1" r:id="rId-ns7ccr81vgtbsweaknpz">
+            <w:hyperlink w:history="1" r:id="rIddinkwphhhc9kigy10zh7d">
               <w:r>
                 <w:rPr>
                   <w:rFonts w:ascii="Arial" w:cs="Arial" w:eastAsia="Arial" w:hAnsi="Arial"/>
@@ -15638,7 +15638,7 @@
             <w:pPr>
               <w:spacing w:after="20" w:before="0"/>
             </w:pPr>
-            <w:hyperlink w:history="1" r:id="rIdo34vkjjjhmm32pgnpbrmj">
+            <w:hyperlink w:history="1" r:id="rIdnvwhp6i7qqjltnwptj6xn">
               <w:r>
                 <w:rPr>
                   <w:rFonts w:ascii="Arial" w:cs="Arial" w:eastAsia="Arial" w:hAnsi="Arial"/>
@@ -15671,7 +15671,7 @@
               <w:spacing w:after="10" w:before="0"/>
               <w:ind w:left="120"/>
             </w:pPr>
-            <w:hyperlink w:history="1" r:id="rIdjmcnzueeutxuuszmbjzcs">
+            <w:hyperlink w:history="1" r:id="rIdzocm7wuejq1dbhhgphn1z">
               <w:r>
                 <w:rPr>
                   <w:rFonts w:ascii="Arial" w:cs="Arial" w:eastAsia="Arial" w:hAnsi="Arial"/>
@@ -15871,7 +15871,7 @@
             <w:pPr>
               <w:spacing w:after="20" w:before="0"/>
             </w:pPr>
-            <w:hyperlink w:history="1" r:id="rIducp735l_6lil7tszefl2b">
+            <w:hyperlink w:history="1" r:id="rIdn4wgike2bqjju_oouiepn">
               <w:r>
                 <w:rPr>
                   <w:rFonts w:ascii="Arial" w:cs="Arial" w:eastAsia="Arial" w:hAnsi="Arial"/>
@@ -15904,7 +15904,7 @@
               <w:spacing w:after="10" w:before="0"/>
               <w:ind w:left="120"/>
             </w:pPr>
-            <w:hyperlink w:history="1" r:id="rIdncb6xmgvuhtuj-bte0ydz">
+            <w:hyperlink w:history="1" r:id="rIddbseu44x3_jib_yx3cwuo">
               <w:r>
                 <w:rPr>
                   <w:rFonts w:ascii="Arial" w:cs="Arial" w:eastAsia="Arial" w:hAnsi="Arial"/>
@@ -15949,7 +15949,7 @@
             <w:pPr>
               <w:spacing w:after="20" w:before="0"/>
             </w:pPr>
-            <w:hyperlink w:history="1" r:id="rIdnuydkjbmspsafij0d88a7">
+            <w:hyperlink w:history="1" r:id="rIdvnlvglzucdcvq952s9h_w">
               <w:r>
                 <w:rPr>
                   <w:rFonts w:ascii="Arial" w:cs="Arial" w:eastAsia="Arial" w:hAnsi="Arial"/>
@@ -15982,7 +15982,7 @@
               <w:spacing w:after="10" w:before="0"/>
               <w:ind w:left="120"/>
             </w:pPr>
-            <w:hyperlink w:history="1" r:id="rIdqtbclzllo7xs9uefpatev">
+            <w:hyperlink w:history="1" r:id="rIdq-h4dh92mxdiqmffqbmcc">
               <w:r>
                 <w:rPr>
                   <w:rFonts w:ascii="Arial" w:cs="Arial" w:eastAsia="Arial" w:hAnsi="Arial"/>
@@ -16182,7 +16182,7 @@
             <w:pPr>
               <w:spacing w:after="20" w:before="0"/>
             </w:pPr>
-            <w:hyperlink w:history="1" r:id="rIdrg8fzggogldzhckckdfg1">
+            <w:hyperlink w:history="1" r:id="rId_chygnbqzywili8ji-0nn">
               <w:r>
                 <w:rPr>
                   <w:rFonts w:ascii="Arial" w:cs="Arial" w:eastAsia="Arial" w:hAnsi="Arial"/>
@@ -16215,7 +16215,7 @@
               <w:spacing w:after="10" w:before="0"/>
               <w:ind w:left="120"/>
             </w:pPr>
-            <w:hyperlink w:history="1" r:id="rIdiuvhndm4g67cie3qbljax">
+            <w:hyperlink w:history="1" r:id="rIdjjt4raliwpa0z2ugrk4hn">
               <w:r>
                 <w:rPr>
                   <w:rFonts w:ascii="Arial" w:cs="Arial" w:eastAsia="Arial" w:hAnsi="Arial"/>
@@ -16260,7 +16260,7 @@
             <w:pPr>
               <w:spacing w:after="20" w:before="0"/>
             </w:pPr>
-            <w:hyperlink w:history="1" r:id="rIdcvgsinqjirq8uusmdan0c">
+            <w:hyperlink w:history="1" r:id="rIdieechft9u-ank_b_fqfkr">
               <w:r>
                 <w:rPr>
                   <w:rFonts w:ascii="Arial" w:cs="Arial" w:eastAsia="Arial" w:hAnsi="Arial"/>
@@ -16293,7 +16293,7 @@
               <w:spacing w:after="10" w:before="0"/>
               <w:ind w:left="120"/>
             </w:pPr>
-            <w:hyperlink w:history="1" r:id="rId-wnrke9pbh2mkw0p3tarp">
+            <w:hyperlink w:history="1" r:id="rId5pzsbqirs3czw3nvuicph">
               <w:r>
                 <w:rPr>
                   <w:rFonts w:ascii="Arial" w:cs="Arial" w:eastAsia="Arial" w:hAnsi="Arial"/>
@@ -16493,7 +16493,7 @@
             <w:pPr>
               <w:spacing w:after="20" w:before="0"/>
             </w:pPr>
-            <w:hyperlink w:history="1" r:id="rIdfzwslrj4ogr0ecnk2eppj">
+            <w:hyperlink w:history="1" r:id="rIdbh777k8c80vdtsdxmd_lm">
               <w:r>
                 <w:rPr>
                   <w:rFonts w:ascii="Arial" w:cs="Arial" w:eastAsia="Arial" w:hAnsi="Arial"/>
@@ -16526,7 +16526,7 @@
               <w:spacing w:after="10" w:before="0"/>
               <w:ind w:left="120"/>
             </w:pPr>
-            <w:hyperlink w:history="1" r:id="rIdmpkvqfhpgfjikvhbpbqhi">
+            <w:hyperlink w:history="1" r:id="rId0uffwxonkuqr292mn5jpz">
               <w:r>
                 <w:rPr>
                   <w:rFonts w:ascii="Arial" w:cs="Arial" w:eastAsia="Arial" w:hAnsi="Arial"/>
@@ -16571,7 +16571,7 @@
             <w:pPr>
               <w:spacing w:after="20" w:before="0"/>
             </w:pPr>
-            <w:hyperlink w:history="1" r:id="rIdgwxlmflfj4fslw7zhgh9l">
+            <w:hyperlink w:history="1" r:id="rIdhribdgbv3lyfkxx5d_1fm">
               <w:r>
                 <w:rPr>
                   <w:rFonts w:ascii="Arial" w:cs="Arial" w:eastAsia="Arial" w:hAnsi="Arial"/>
@@ -16604,7 +16604,7 @@
               <w:spacing w:after="10" w:before="0"/>
               <w:ind w:left="120"/>
             </w:pPr>
-            <w:hyperlink w:history="1" r:id="rIdrhr39zosmozvz_tvqeff_">
+            <w:hyperlink w:history="1" r:id="rIdb8xape1wwlkdmofkppkrg">
               <w:r>
                 <w:rPr>
                   <w:rFonts w:ascii="Arial" w:cs="Arial" w:eastAsia="Arial" w:hAnsi="Arial"/>
@@ -17129,7 +17129,7 @@
         </w:rPr>
         <w:t xml:space="preserve">© 2026 SeaVuria and ARES. Aligned with KICD objectives. Developed by SeaVuria; technical implementation by ARES (with AI assistance from Claude). Licensed under </w:t>
       </w:r>
-      <w:hyperlink w:history="1" r:id="rIdy6owz7l2rx3ca1srczuhz">
+      <w:hyperlink w:history="1" r:id="rIdr1opf7ondaxtkstsecb66">
         <w:r>
           <w:rPr>
             <w:rFonts w:ascii="Arial" w:cs="Arial" w:eastAsia="Arial" w:hAnsi="Arial"/>
@@ -17150,7 +17150,7 @@
         </w:rPr>
         <w:t xml:space="preserve"> (</w:t>
       </w:r>
-      <w:hyperlink w:history="1" r:id="rIdie5sotpsrhde9wrib5phj">
+      <w:hyperlink w:history="1" r:id="rIdc0xuuek0ukw08gmwhpkix">
         <w:r>
           <w:rPr>
             <w:rFonts w:ascii="Arial" w:cs="Arial" w:eastAsia="Arial" w:hAnsi="Arial"/>
@@ -18210,7 +18210,7 @@
             <w:pPr>
               <w:spacing w:after="20" w:before="0"/>
             </w:pPr>
-            <w:hyperlink w:history="1" r:id="rIds5ire3wwq7vjne18qi76g">
+            <w:hyperlink w:history="1" r:id="rIdgl7ysqz8u7porjdutivzl">
               <w:r>
                 <w:rPr>
                   <w:rFonts w:ascii="Arial" w:cs="Arial" w:eastAsia="Arial" w:hAnsi="Arial"/>
@@ -18243,7 +18243,7 @@
               <w:spacing w:after="10" w:before="0"/>
               <w:ind w:left="120"/>
             </w:pPr>
-            <w:hyperlink w:history="1" r:id="rIdydg8khnbaloqfpvnxj_fp">
+            <w:hyperlink w:history="1" r:id="rIdwy_hilvp08cna8fzn3axv">
               <w:r>
                 <w:rPr>
                   <w:rFonts w:ascii="Arial" w:cs="Arial" w:eastAsia="Arial" w:hAnsi="Arial"/>
@@ -18288,7 +18288,7 @@
             <w:pPr>
               <w:spacing w:after="20" w:before="0"/>
             </w:pPr>
-            <w:hyperlink w:history="1" r:id="rIdrpdiswtijbsh0pdgghx7o">
+            <w:hyperlink w:history="1" r:id="rIdxry7tsmfosg4zk9fbr71x">
               <w:r>
                 <w:rPr>
                   <w:rFonts w:ascii="Arial" w:cs="Arial" w:eastAsia="Arial" w:hAnsi="Arial"/>
@@ -18321,7 +18321,7 @@
               <w:spacing w:after="10" w:before="0"/>
               <w:ind w:left="120"/>
             </w:pPr>
-            <w:hyperlink w:history="1" r:id="rId-vjpcfdijebttubcbvgba">
+            <w:hyperlink w:history="1" r:id="rIdoym27_nvme9lrsp_pijtz">
               <w:r>
                 <w:rPr>
                   <w:rFonts w:ascii="Arial" w:cs="Arial" w:eastAsia="Arial" w:hAnsi="Arial"/>
@@ -18521,7 +18521,7 @@
             <w:pPr>
               <w:spacing w:after="20" w:before="0"/>
             </w:pPr>
-            <w:hyperlink w:history="1" r:id="rIdjc_uuu-4uwswey-o4oerm">
+            <w:hyperlink w:history="1" r:id="rIdfppvd1g4hirh-dlhxmyqx">
               <w:r>
                 <w:rPr>
                   <w:rFonts w:ascii="Arial" w:cs="Arial" w:eastAsia="Arial" w:hAnsi="Arial"/>
@@ -18554,7 +18554,7 @@
               <w:spacing w:after="10" w:before="0"/>
               <w:ind w:left="120"/>
             </w:pPr>
-            <w:hyperlink w:history="1" r:id="rId6xl2stqebcjxhdu1lvvhd">
+            <w:hyperlink w:history="1" r:id="rIdvzh-wah11whmwyzmp_hdc">
               <w:r>
                 <w:rPr>
                   <w:rFonts w:ascii="Arial" w:cs="Arial" w:eastAsia="Arial" w:hAnsi="Arial"/>
@@ -18599,7 +18599,7 @@
             <w:pPr>
               <w:spacing w:after="20" w:before="0"/>
             </w:pPr>
-            <w:hyperlink w:history="1" r:id="rIdkssj80belul0rdb70wsp9">
+            <w:hyperlink w:history="1" r:id="rIdbbimegzkorcyjfhpnsjzc">
               <w:r>
                 <w:rPr>
                   <w:rFonts w:ascii="Arial" w:cs="Arial" w:eastAsia="Arial" w:hAnsi="Arial"/>
@@ -18632,7 +18632,7 @@
               <w:spacing w:after="10" w:before="0"/>
               <w:ind w:left="120"/>
             </w:pPr>
-            <w:hyperlink w:history="1" r:id="rIdju8f3eil69mlfd6p0qufw">
+            <w:hyperlink w:history="1" r:id="rIdaq6w1hfnesj93revvyvuv">
               <w:r>
                 <w:rPr>
                   <w:rFonts w:ascii="Arial" w:cs="Arial" w:eastAsia="Arial" w:hAnsi="Arial"/>
@@ -18832,7 +18832,7 @@
             <w:pPr>
               <w:spacing w:after="20" w:before="0"/>
             </w:pPr>
-            <w:hyperlink w:history="1" r:id="rIdswaq-u-7amw3ncbczgkvh">
+            <w:hyperlink w:history="1" r:id="rIdxtz5p_yxyw21jmljfnzco">
               <w:r>
                 <w:rPr>
                   <w:rFonts w:ascii="Arial" w:cs="Arial" w:eastAsia="Arial" w:hAnsi="Arial"/>
@@ -18865,7 +18865,7 @@
               <w:spacing w:after="10" w:before="0"/>
               <w:ind w:left="120"/>
             </w:pPr>
-            <w:hyperlink w:history="1" r:id="rIdczoiidrgqigzt6cabigai">
+            <w:hyperlink w:history="1" r:id="rIdiyq15pr-4jloihoptwjh0">
               <w:r>
                 <w:rPr>
                   <w:rFonts w:ascii="Arial" w:cs="Arial" w:eastAsia="Arial" w:hAnsi="Arial"/>
@@ -18910,7 +18910,7 @@
             <w:pPr>
               <w:spacing w:after="20" w:before="0"/>
             </w:pPr>
-            <w:hyperlink w:history="1" r:id="rIdh8cnbmzhbc3eb1-hswos6">
+            <w:hyperlink w:history="1" r:id="rId8a_ms-cjtbui_hxlt5ywe">
               <w:r>
                 <w:rPr>
                   <w:rFonts w:ascii="Arial" w:cs="Arial" w:eastAsia="Arial" w:hAnsi="Arial"/>
@@ -18959,7 +18959,7 @@
               <w:spacing w:after="10" w:before="0"/>
               <w:ind w:left="120"/>
             </w:pPr>
-            <w:hyperlink w:history="1" r:id="rIdu9njmn2ta87suu9g5dxgm">
+            <w:hyperlink w:history="1" r:id="rIdaspvze8any_dep0weqc9c">
               <w:r>
                 <w:rPr>
                   <w:rFonts w:ascii="Arial" w:cs="Arial" w:eastAsia="Arial" w:hAnsi="Arial"/>
@@ -19159,7 +19159,7 @@
             <w:pPr>
               <w:spacing w:after="20" w:before="0"/>
             </w:pPr>
-            <w:hyperlink w:history="1" r:id="rIdkq14vq1u67heavhqywve1">
+            <w:hyperlink w:history="1" r:id="rId7wyko0wshfho4byqjdxd-">
               <w:r>
                 <w:rPr>
                   <w:rFonts w:ascii="Arial" w:cs="Arial" w:eastAsia="Arial" w:hAnsi="Arial"/>
@@ -19192,7 +19192,7 @@
               <w:spacing w:after="10" w:before="0"/>
               <w:ind w:left="120"/>
             </w:pPr>
-            <w:hyperlink w:history="1" r:id="rId0kgv1d4q65udv8vgeenmx">
+            <w:hyperlink w:history="1" r:id="rId_oq6kdm2i9-dhs0vpszf-">
               <w:r>
                 <w:rPr>
                   <w:rFonts w:ascii="Arial" w:cs="Arial" w:eastAsia="Arial" w:hAnsi="Arial"/>
@@ -19237,7 +19237,7 @@
             <w:pPr>
               <w:spacing w:after="20" w:before="0"/>
             </w:pPr>
-            <w:hyperlink w:history="1" r:id="rIddahjhmwuurnbouzolf51d">
+            <w:hyperlink w:history="1" r:id="rIdzkw6szd8hoess6-cx-mer">
               <w:r>
                 <w:rPr>
                   <w:rFonts w:ascii="Arial" w:cs="Arial" w:eastAsia="Arial" w:hAnsi="Arial"/>
@@ -19286,7 +19286,7 @@
               <w:spacing w:after="10" w:before="0"/>
               <w:ind w:left="120"/>
             </w:pPr>
-            <w:hyperlink w:history="1" r:id="rIdlampnhgizyoluyvwjz393">
+            <w:hyperlink w:history="1" r:id="rIdnpj-gv0nznoy_g0prpeu3">
               <w:r>
                 <w:rPr>
                   <w:rFonts w:ascii="Arial" w:cs="Arial" w:eastAsia="Arial" w:hAnsi="Arial"/>
@@ -19486,7 +19486,7 @@
             <w:pPr>
               <w:spacing w:after="20" w:before="0"/>
             </w:pPr>
-            <w:hyperlink w:history="1" r:id="rIdmgaiqjnmprscfa5bqlf_t">
+            <w:hyperlink w:history="1" r:id="rId1cvdwfqb1heq2lkopdodz">
               <w:r>
                 <w:rPr>
                   <w:rFonts w:ascii="Arial" w:cs="Arial" w:eastAsia="Arial" w:hAnsi="Arial"/>
@@ -19535,7 +19535,7 @@
               <w:spacing w:after="10" w:before="0"/>
               <w:ind w:left="120"/>
             </w:pPr>
-            <w:hyperlink w:history="1" r:id="rIdc7rljspinfthudiajin-y">
+            <w:hyperlink w:history="1" r:id="rIdlome_ntcuqahihyplqj04">
               <w:r>
                 <w:rPr>
                   <w:rFonts w:ascii="Arial" w:cs="Arial" w:eastAsia="Arial" w:hAnsi="Arial"/>
@@ -19580,7 +19580,7 @@
             <w:pPr>
               <w:spacing w:after="20" w:before="0"/>
             </w:pPr>
-            <w:hyperlink w:history="1" r:id="rIdyj1jlkp5rrxd3al6hbyev">
+            <w:hyperlink w:history="1" r:id="rIdxll_hbjxecyqoutq6c4yu">
               <w:r>
                 <w:rPr>
                   <w:rFonts w:ascii="Arial" w:cs="Arial" w:eastAsia="Arial" w:hAnsi="Arial"/>
@@ -19629,7 +19629,7 @@
               <w:spacing w:after="10" w:before="0"/>
               <w:ind w:left="120"/>
             </w:pPr>
-            <w:hyperlink w:history="1" r:id="rIddjttpv_98wxnrravyzwsh">
+            <w:hyperlink w:history="1" r:id="rIdgwlgavbjxiqsvzzu9vlre">
               <w:r>
                 <w:rPr>
                   <w:rFonts w:ascii="Arial" w:cs="Arial" w:eastAsia="Arial" w:hAnsi="Arial"/>
@@ -20154,7 +20154,7 @@
         </w:rPr>
         <w:t xml:space="preserve">© 2026 SeaVuria and ARES. Aligned with KICD objectives. Developed by SeaVuria; technical implementation by ARES (with AI assistance from Claude). Licensed under </w:t>
       </w:r>
-      <w:hyperlink w:history="1" r:id="rIdvepddd8pgp5dxehwp1jxz">
+      <w:hyperlink w:history="1" r:id="rIdilpdtctwsc9rsvu-cgipb">
         <w:r>
           <w:rPr>
             <w:rFonts w:ascii="Arial" w:cs="Arial" w:eastAsia="Arial" w:hAnsi="Arial"/>
@@ -20175,7 +20175,7 @@
         </w:rPr>
         <w:t xml:space="preserve"> (</w:t>
       </w:r>
-      <w:hyperlink w:history="1" r:id="rIdyealvnzsuojqzlmweet-g">
+      <w:hyperlink w:history="1" r:id="rIdm-9e0dfg_mgwy0gdfuqro">
         <w:r>
           <w:rPr>
             <w:rFonts w:ascii="Arial" w:cs="Arial" w:eastAsia="Arial" w:hAnsi="Arial"/>
@@ -21235,7 +21235,7 @@
             <w:pPr>
               <w:spacing w:after="20" w:before="0"/>
             </w:pPr>
-            <w:hyperlink w:history="1" r:id="rIdgrpdlx8s9ln3scuu9shgs">
+            <w:hyperlink w:history="1" r:id="rIdh2d46v2nibrxj-v1rrxqg">
               <w:r>
                 <w:rPr>
                   <w:rFonts w:ascii="Arial" w:cs="Arial" w:eastAsia="Arial" w:hAnsi="Arial"/>
@@ -21268,7 +21268,7 @@
               <w:spacing w:after="10" w:before="0"/>
               <w:ind w:left="120"/>
             </w:pPr>
-            <w:hyperlink w:history="1" r:id="rIdrhyz19bxcdyl3upg2bmzw">
+            <w:hyperlink w:history="1" r:id="rId-shhidwcc5w0wdpzq3i60">
               <w:r>
                 <w:rPr>
                   <w:rFonts w:ascii="Arial" w:cs="Arial" w:eastAsia="Arial" w:hAnsi="Arial"/>
@@ -21313,7 +21313,7 @@
             <w:pPr>
               <w:spacing w:after="20" w:before="0"/>
             </w:pPr>
-            <w:hyperlink w:history="1" r:id="rIdpxr-kvcqabusp9sox5q6o">
+            <w:hyperlink w:history="1" r:id="rIddzylpgpwjep_gai7ydp6v">
               <w:r>
                 <w:rPr>
                   <w:rFonts w:ascii="Arial" w:cs="Arial" w:eastAsia="Arial" w:hAnsi="Arial"/>
@@ -21346,7 +21346,7 @@
               <w:spacing w:after="10" w:before="0"/>
               <w:ind w:left="120"/>
             </w:pPr>
-            <w:hyperlink w:history="1" r:id="rIdpzr6zavgn2yxmvsj2usqj">
+            <w:hyperlink w:history="1" r:id="rIdfshgwzejpfifjtbk3muqi">
               <w:r>
                 <w:rPr>
                   <w:rFonts w:ascii="Arial" w:cs="Arial" w:eastAsia="Arial" w:hAnsi="Arial"/>
@@ -21546,7 +21546,7 @@
             <w:pPr>
               <w:spacing w:after="20" w:before="0"/>
             </w:pPr>
-            <w:hyperlink w:history="1" r:id="rIdiyuc4_tkyoixupv0mjbfc">
+            <w:hyperlink w:history="1" r:id="rIdq5exoljlbwqnr8mbyx6gp">
               <w:r>
                 <w:rPr>
                   <w:rFonts w:ascii="Arial" w:cs="Arial" w:eastAsia="Arial" w:hAnsi="Arial"/>
@@ -21579,7 +21579,7 @@
               <w:spacing w:after="10" w:before="0"/>
               <w:ind w:left="120"/>
             </w:pPr>
-            <w:hyperlink w:history="1" r:id="rIdlfc8ckxb_6rjd6d4pubsz">
+            <w:hyperlink w:history="1" r:id="rIdxbbtzw7l73i8vdjsluha_">
               <w:r>
                 <w:rPr>
                   <w:rFonts w:ascii="Arial" w:cs="Arial" w:eastAsia="Arial" w:hAnsi="Arial"/>
@@ -21624,7 +21624,7 @@
             <w:pPr>
               <w:spacing w:after="20" w:before="0"/>
             </w:pPr>
-            <w:hyperlink w:history="1" r:id="rIdzxfqevlbmywmnpzxur-_s">
+            <w:hyperlink w:history="1" r:id="rIdqkmnpzd_pcmaujtm8oerg">
               <w:r>
                 <w:rPr>
                   <w:rFonts w:ascii="Arial" w:cs="Arial" w:eastAsia="Arial" w:hAnsi="Arial"/>
@@ -21657,7 +21657,7 @@
               <w:spacing w:after="10" w:before="0"/>
               <w:ind w:left="120"/>
             </w:pPr>
-            <w:hyperlink w:history="1" r:id="rId6ym2yhzexdkr71dmt1myf">
+            <w:hyperlink w:history="1" r:id="rIdp65e95jec98frvetteiiw">
               <w:r>
                 <w:rPr>
                   <w:rFonts w:ascii="Arial" w:cs="Arial" w:eastAsia="Arial" w:hAnsi="Arial"/>
@@ -21857,7 +21857,7 @@
             <w:pPr>
               <w:spacing w:after="20" w:before="0"/>
             </w:pPr>
-            <w:hyperlink w:history="1" r:id="rIdexsil_ushq4rynmmeorte">
+            <w:hyperlink w:history="1" r:id="rIdg6rk-worn_4ls_iiigycu">
               <w:r>
                 <w:rPr>
                   <w:rFonts w:ascii="Arial" w:cs="Arial" w:eastAsia="Arial" w:hAnsi="Arial"/>
@@ -21890,7 +21890,7 @@
               <w:spacing w:after="10" w:before="0"/>
               <w:ind w:left="120"/>
             </w:pPr>
-            <w:hyperlink w:history="1" r:id="rIdrnzlfzqpv8i-wsnnsii6h">
+            <w:hyperlink w:history="1" r:id="rIddkzcpweawadegtg6awwwv">
               <w:r>
                 <w:rPr>
                   <w:rFonts w:ascii="Arial" w:cs="Arial" w:eastAsia="Arial" w:hAnsi="Arial"/>
@@ -21935,7 +21935,7 @@
             <w:pPr>
               <w:spacing w:after="20" w:before="0"/>
             </w:pPr>
-            <w:hyperlink w:history="1" r:id="rId7ls6pv3upwngsump8v81y">
+            <w:hyperlink w:history="1" r:id="rIdglo_ok8b8gvw6t403ac5r">
               <w:r>
                 <w:rPr>
                   <w:rFonts w:ascii="Arial" w:cs="Arial" w:eastAsia="Arial" w:hAnsi="Arial"/>
@@ -21984,7 +21984,7 @@
               <w:spacing w:after="10" w:before="0"/>
               <w:ind w:left="120"/>
             </w:pPr>
-            <w:hyperlink w:history="1" r:id="rIdif2srvn6a06_uofepywlj">
+            <w:hyperlink w:history="1" r:id="rIdxa6z2hq4cg_r6l9brc6ud">
               <w:r>
                 <w:rPr>
                   <w:rFonts w:ascii="Arial" w:cs="Arial" w:eastAsia="Arial" w:hAnsi="Arial"/>
@@ -22184,7 +22184,7 @@
             <w:pPr>
               <w:spacing w:after="20" w:before="0"/>
             </w:pPr>
-            <w:hyperlink w:history="1" r:id="rId9fym1hoacm0pt0fxyzihs">
+            <w:hyperlink w:history="1" r:id="rIdshg1up4pdzsjecz5tc1dp">
               <w:r>
                 <w:rPr>
                   <w:rFonts w:ascii="Arial" w:cs="Arial" w:eastAsia="Arial" w:hAnsi="Arial"/>
@@ -22217,7 +22217,7 @@
               <w:spacing w:after="10" w:before="0"/>
               <w:ind w:left="120"/>
             </w:pPr>
-            <w:hyperlink w:history="1" r:id="rIddi-4pa9igxxnasgjyfggy">
+            <w:hyperlink w:history="1" r:id="rIdtjprzcoeuf6hazhzjvv-m">
               <w:r>
                 <w:rPr>
                   <w:rFonts w:ascii="Arial" w:cs="Arial" w:eastAsia="Arial" w:hAnsi="Arial"/>
@@ -22262,7 +22262,7 @@
             <w:pPr>
               <w:spacing w:after="20" w:before="0"/>
             </w:pPr>
-            <w:hyperlink w:history="1" r:id="rId_snt5ajnpxflcnv56wree">
+            <w:hyperlink w:history="1" r:id="rIdncnm6syxxpyru7rv6khvv">
               <w:r>
                 <w:rPr>
                   <w:rFonts w:ascii="Arial" w:cs="Arial" w:eastAsia="Arial" w:hAnsi="Arial"/>
@@ -22311,7 +22311,7 @@
               <w:spacing w:after="10" w:before="0"/>
               <w:ind w:left="120"/>
             </w:pPr>
-            <w:hyperlink w:history="1" r:id="rIdgkqz46eutdbx2hzcy1mfy">
+            <w:hyperlink w:history="1" r:id="rIdwttorej7mrhnsxvqkxx9d">
               <w:r>
                 <w:rPr>
                   <w:rFonts w:ascii="Arial" w:cs="Arial" w:eastAsia="Arial" w:hAnsi="Arial"/>
@@ -22511,7 +22511,7 @@
             <w:pPr>
               <w:spacing w:after="20" w:before="0"/>
             </w:pPr>
-            <w:hyperlink w:history="1" r:id="rIdg0bcqhz-ygn0mudmn2esq">
+            <w:hyperlink w:history="1" r:id="rIdzhtmrmrtyqysg5xtw61vl">
               <w:r>
                 <w:rPr>
                   <w:rFonts w:ascii="Arial" w:cs="Arial" w:eastAsia="Arial" w:hAnsi="Arial"/>
@@ -22544,7 +22544,7 @@
               <w:spacing w:after="10" w:before="0"/>
               <w:ind w:left="120"/>
             </w:pPr>
-            <w:hyperlink w:history="1" r:id="rId59i4oceqggwtaxopbdtiz">
+            <w:hyperlink w:history="1" r:id="rIdhqbswnjbt2qazcf_zyijq">
               <w:r>
                 <w:rPr>
                   <w:rFonts w:ascii="Arial" w:cs="Arial" w:eastAsia="Arial" w:hAnsi="Arial"/>
@@ -22589,7 +22589,7 @@
             <w:pPr>
               <w:spacing w:after="20" w:before="0"/>
             </w:pPr>
-            <w:hyperlink w:history="1" r:id="rIdupi_v9otwo8oskknxlbqe">
+            <w:hyperlink w:history="1" r:id="rIdyeguroxpaivdiky4kv5ry">
               <w:r>
                 <w:rPr>
                   <w:rFonts w:ascii="Arial" w:cs="Arial" w:eastAsia="Arial" w:hAnsi="Arial"/>
@@ -22638,7 +22638,7 @@
               <w:spacing w:after="10" w:before="0"/>
               <w:ind w:left="120"/>
             </w:pPr>
-            <w:hyperlink w:history="1" r:id="rIdpix536uhkuwe_drz2wrio">
+            <w:hyperlink w:history="1" r:id="rIdcjbe7uigreg3pyubl_ajo">
               <w:r>
                 <w:rPr>
                   <w:rFonts w:ascii="Arial" w:cs="Arial" w:eastAsia="Arial" w:hAnsi="Arial"/>
@@ -23163,7 +23163,7 @@
         </w:rPr>
         <w:t xml:space="preserve">© 2026 SeaVuria and ARES. Aligned with KICD objectives. Developed by SeaVuria; technical implementation by ARES (with AI assistance from Claude). Licensed under </w:t>
       </w:r>
-      <w:hyperlink w:history="1" r:id="rIdeifdthx2emldb6hkd1rnc">
+      <w:hyperlink w:history="1" r:id="rId2pfghxciandjogzh7zvwe">
         <w:r>
           <w:rPr>
             <w:rFonts w:ascii="Arial" w:cs="Arial" w:eastAsia="Arial" w:hAnsi="Arial"/>
@@ -23184,7 +23184,7 @@
         </w:rPr>
         <w:t xml:space="preserve"> (</w:t>
       </w:r>
-      <w:hyperlink w:history="1" r:id="rIdwj5od-zrgsxqxfub2h8cg">
+      <w:hyperlink w:history="1" r:id="rIdyqlj5w9woqfnd4rl9gwmx">
         <w:r>
           <w:rPr>
             <w:rFonts w:ascii="Arial" w:cs="Arial" w:eastAsia="Arial" w:hAnsi="Arial"/>
@@ -24244,7 +24244,7 @@
             <w:pPr>
               <w:spacing w:after="20" w:before="0"/>
             </w:pPr>
-            <w:hyperlink w:history="1" r:id="rIdldru6nbjuct5ueobdl3_y">
+            <w:hyperlink w:history="1" r:id="rIdu1tknwyt3-02aaiiefi_t">
               <w:r>
                 <w:rPr>
                   <w:rFonts w:ascii="Arial" w:cs="Arial" w:eastAsia="Arial" w:hAnsi="Arial"/>
@@ -24277,7 +24277,7 @@
               <w:spacing w:after="10" w:before="0"/>
               <w:ind w:left="120"/>
             </w:pPr>
-            <w:hyperlink w:history="1" r:id="rIdpdsouxt5g8m67nv2xkjra">
+            <w:hyperlink w:history="1" r:id="rIdlaqe_e5zpu2btwpu6t0r5">
               <w:r>
                 <w:rPr>
                   <w:rFonts w:ascii="Arial" w:cs="Arial" w:eastAsia="Arial" w:hAnsi="Arial"/>
@@ -24322,7 +24322,7 @@
             <w:pPr>
               <w:spacing w:after="20" w:before="0"/>
             </w:pPr>
-            <w:hyperlink w:history="1" r:id="rIduhybi7v0y5updp-qlkra3">
+            <w:hyperlink w:history="1" r:id="rIdk0x0ur30jga2coisfujtn">
               <w:r>
                 <w:rPr>
                   <w:rFonts w:ascii="Arial" w:cs="Arial" w:eastAsia="Arial" w:hAnsi="Arial"/>
@@ -24355,7 +24355,7 @@
               <w:spacing w:after="10" w:before="0"/>
               <w:ind w:left="120"/>
             </w:pPr>
-            <w:hyperlink w:history="1" r:id="rIdnlak2zcnzp9bohq6q_x19">
+            <w:hyperlink w:history="1" r:id="rIdntlbluzmbieavkvpqncld">
               <w:r>
                 <w:rPr>
                   <w:rFonts w:ascii="Arial" w:cs="Arial" w:eastAsia="Arial" w:hAnsi="Arial"/>
@@ -24555,7 +24555,7 @@
             <w:pPr>
               <w:spacing w:after="20" w:before="0"/>
             </w:pPr>
-            <w:hyperlink w:history="1" r:id="rIdcbyk31g2xkgezmcedlfwh">
+            <w:hyperlink w:history="1" r:id="rIdr34xntxqbbelkllf7_skf">
               <w:r>
                 <w:rPr>
                   <w:rFonts w:ascii="Arial" w:cs="Arial" w:eastAsia="Arial" w:hAnsi="Arial"/>
@@ -24588,7 +24588,7 @@
               <w:spacing w:after="10" w:before="0"/>
               <w:ind w:left="120"/>
             </w:pPr>
-            <w:hyperlink w:history="1" r:id="rIdqdshkhtkylkei80zinrbc">
+            <w:hyperlink w:history="1" r:id="rIdz3z0wdhq-vpfgclbhqz3z">
               <w:r>
                 <w:rPr>
                   <w:rFonts w:ascii="Arial" w:cs="Arial" w:eastAsia="Arial" w:hAnsi="Arial"/>
@@ -24633,7 +24633,7 @@
             <w:pPr>
               <w:spacing w:after="20" w:before="0"/>
             </w:pPr>
-            <w:hyperlink w:history="1" r:id="rIdjyujhghrcovtabbntvtpc">
+            <w:hyperlink w:history="1" r:id="rIdq-frjxnxt8fj1jxfnespd">
               <w:r>
                 <w:rPr>
                   <w:rFonts w:ascii="Arial" w:cs="Arial" w:eastAsia="Arial" w:hAnsi="Arial"/>
@@ -24666,7 +24666,7 @@
               <w:spacing w:after="10" w:before="0"/>
               <w:ind w:left="120"/>
             </w:pPr>
-            <w:hyperlink w:history="1" r:id="rIdw7lk40eb8e_sskenqga-3">
+            <w:hyperlink w:history="1" r:id="rId3bv_et4xnaa29fugxii2k">
               <w:r>
                 <w:rPr>
                   <w:rFonts w:ascii="Arial" w:cs="Arial" w:eastAsia="Arial" w:hAnsi="Arial"/>
@@ -24866,7 +24866,7 @@
             <w:pPr>
               <w:spacing w:after="20" w:before="0"/>
             </w:pPr>
-            <w:hyperlink w:history="1" r:id="rIdrpift-0qykrdm2bflmh0i">
+            <w:hyperlink w:history="1" r:id="rIdely6ygudq7gmqeepqfqcm">
               <w:r>
                 <w:rPr>
                   <w:rFonts w:ascii="Arial" w:cs="Arial" w:eastAsia="Arial" w:hAnsi="Arial"/>
@@ -24899,7 +24899,7 @@
               <w:spacing w:after="10" w:before="0"/>
               <w:ind w:left="120"/>
             </w:pPr>
-            <w:hyperlink w:history="1" r:id="rIdu6r7ais5tf1oibb-cowwl">
+            <w:hyperlink w:history="1" r:id="rIdswmk-eum98armc2iqp0oi">
               <w:r>
                 <w:rPr>
                   <w:rFonts w:ascii="Arial" w:cs="Arial" w:eastAsia="Arial" w:hAnsi="Arial"/>
@@ -24944,7 +24944,7 @@
             <w:pPr>
               <w:spacing w:after="20" w:before="0"/>
             </w:pPr>
-            <w:hyperlink w:history="1" r:id="rIdrpy4qwuu1getqc7gbgbbp">
+            <w:hyperlink w:history="1" r:id="rIdsktvspyk6zfo75fshdx_9">
               <w:r>
                 <w:rPr>
                   <w:rFonts w:ascii="Arial" w:cs="Arial" w:eastAsia="Arial" w:hAnsi="Arial"/>
@@ -24993,7 +24993,7 @@
               <w:spacing w:after="10" w:before="0"/>
               <w:ind w:left="120"/>
             </w:pPr>
-            <w:hyperlink w:history="1" r:id="rIdmntyacmqppttu6fvnogeu">
+            <w:hyperlink w:history="1" r:id="rIdw3b6ga_drs081nr_wkt9j">
               <w:r>
                 <w:rPr>
                   <w:rFonts w:ascii="Arial" w:cs="Arial" w:eastAsia="Arial" w:hAnsi="Arial"/>
@@ -25193,7 +25193,7 @@
             <w:pPr>
               <w:spacing w:after="20" w:before="0"/>
             </w:pPr>
-            <w:hyperlink w:history="1" r:id="rIdfpttnxfuf-bkj0q8jtipu">
+            <w:hyperlink w:history="1" r:id="rIdmql6oj7gztn1wnjmgclqi">
               <w:r>
                 <w:rPr>
                   <w:rFonts w:ascii="Arial" w:cs="Arial" w:eastAsia="Arial" w:hAnsi="Arial"/>
@@ -25226,7 +25226,7 @@
               <w:spacing w:after="10" w:before="0"/>
               <w:ind w:left="120"/>
             </w:pPr>
-            <w:hyperlink w:history="1" r:id="rIdnfjg9lebrm0xm4qmqugvn">
+            <w:hyperlink w:history="1" r:id="rIdk1bxumu1dlx8vme1jczdg">
               <w:r>
                 <w:rPr>
                   <w:rFonts w:ascii="Arial" w:cs="Arial" w:eastAsia="Arial" w:hAnsi="Arial"/>
@@ -25271,7 +25271,7 @@
             <w:pPr>
               <w:spacing w:after="20" w:before="0"/>
             </w:pPr>
-            <w:hyperlink w:history="1" r:id="rIdenoe-nhhdmfrdoswu9vwj">
+            <w:hyperlink w:history="1" r:id="rId7vzwmn4cz6ewsahikebl5">
               <w:r>
                 <w:rPr>
                   <w:rFonts w:ascii="Arial" w:cs="Arial" w:eastAsia="Arial" w:hAnsi="Arial"/>
@@ -25304,7 +25304,7 @@
               <w:spacing w:after="10" w:before="0"/>
               <w:ind w:left="120"/>
             </w:pPr>
-            <w:hyperlink w:history="1" r:id="rIdnlka0xje0l9wofb3rzpxm">
+            <w:hyperlink w:history="1" r:id="rId8diqs6__xp2uiefy3nomr">
               <w:r>
                 <w:rPr>
                   <w:rFonts w:ascii="Arial" w:cs="Arial" w:eastAsia="Arial" w:hAnsi="Arial"/>
@@ -25504,7 +25504,7 @@
             <w:pPr>
               <w:spacing w:after="20" w:before="0"/>
             </w:pPr>
-            <w:hyperlink w:history="1" r:id="rIdmzwhiiim_p3be0xcqrzqt">
+            <w:hyperlink w:history="1" r:id="rIdkxdbid8ttdajzvbj9fmoa">
               <w:r>
                 <w:rPr>
                   <w:rFonts w:ascii="Arial" w:cs="Arial" w:eastAsia="Arial" w:hAnsi="Arial"/>
@@ -25537,7 +25537,7 @@
               <w:spacing w:after="10" w:before="0"/>
               <w:ind w:left="120"/>
             </w:pPr>
-            <w:hyperlink w:history="1" r:id="rIdajicwi2yteexkr2at3qyk">
+            <w:hyperlink w:history="1" r:id="rIddxf-gsxjzz6w6zmplmn41">
               <w:r>
                 <w:rPr>
                   <w:rFonts w:ascii="Arial" w:cs="Arial" w:eastAsia="Arial" w:hAnsi="Arial"/>
@@ -25582,7 +25582,7 @@
             <w:pPr>
               <w:spacing w:after="20" w:before="0"/>
             </w:pPr>
-            <w:hyperlink w:history="1" r:id="rIdcfeu8gdozbrgi-d4qvi7p">
+            <w:hyperlink w:history="1" r:id="rIdoeciiim9xtgnzaktsw7ba">
               <w:r>
                 <w:rPr>
                   <w:rFonts w:ascii="Arial" w:cs="Arial" w:eastAsia="Arial" w:hAnsi="Arial"/>
@@ -25615,7 +25615,7 @@
               <w:spacing w:after="10" w:before="0"/>
               <w:ind w:left="120"/>
             </w:pPr>
-            <w:hyperlink w:history="1" r:id="rId1qcboy3szglv_1ce17ge1">
+            <w:hyperlink w:history="1" r:id="rIdutbnei5ysax9ru2lo2x3q">
               <w:r>
                 <w:rPr>
                   <w:rFonts w:ascii="Arial" w:cs="Arial" w:eastAsia="Arial" w:hAnsi="Arial"/>
@@ -26140,7 +26140,7 @@
         </w:rPr>
         <w:t xml:space="preserve">© 2026 SeaVuria and ARES. Aligned with KICD objectives. Developed by SeaVuria; technical implementation by ARES (with AI assistance from Claude). Licensed under </w:t>
       </w:r>
-      <w:hyperlink w:history="1" r:id="rIdge4efrkjonkz1rijrsoup">
+      <w:hyperlink w:history="1" r:id="rIdne4avwzu-xdzmls6i5nhm">
         <w:r>
           <w:rPr>
             <w:rFonts w:ascii="Arial" w:cs="Arial" w:eastAsia="Arial" w:hAnsi="Arial"/>
@@ -26161,7 +26161,7 @@
         </w:rPr>
         <w:t xml:space="preserve"> (</w:t>
       </w:r>
-      <w:hyperlink w:history="1" r:id="rIdnolnbfmgj3nw_rr6dmzne">
+      <w:hyperlink w:history="1" r:id="rIdp_ghat3mjo3jytcry4fnw">
         <w:r>
           <w:rPr>
             <w:rFonts w:ascii="Arial" w:cs="Arial" w:eastAsia="Arial" w:hAnsi="Arial"/>
